--- a/docs/design/software-design-task4.docx
+++ b/docs/design/software-design-task4.docx
@@ -4344,7 +4344,7 @@
       <w:bookmarkStart w:id="45" w:name="_GoBack"/>
       <w:bookmarkEnd w:id="45"/>
       <w:r>
-        <w:t>的UC-01至UC-20。角色仅为APPLICANT、APPROVER和ADMIN；TEACHER/STUDENT是独立身份。工作人员与报名人员是人与活动的关系，不另建角色继承树。首版不包含签到、支付、短信、统一身份认证接入或全局最优排程。</w:t>
+        <w:t>的UC-01至UC-20。角色仅为APPLICANT、APPROVER和ADMIN；TEACHER/STUDENT是独立身份。工作人员与报名人员是人与活动的关系，不另建角色继承树。本次课程项目实现活动申请、审批、资源预约、报名、改期与站内通知，不涉及现场签到、费用支付、短信通知或学校统一登录；资源调度提供冲突检查和备选方案，不保证全局最优。</w:t>
       </w:r>
     </w:p>
     <w:p>
